--- a/SCRAPING_REPORT.docx
+++ b/SCRAPING_REPORT.docx
@@ -12,7 +12,7 @@
     </w:p>
     <w:p>
       <w:r>
-        <w:t xml:space="preserve">*Auto-generated 2026-04-18 11:56 UTC from </w:t>
+        <w:t xml:space="preserve">*Auto-generated 2026-04-19 11:56 UTC from </w:t>
       </w:r>
       <w:r>
         <w:rPr>

--- a/SCRAPING_REPORT.docx
+++ b/SCRAPING_REPORT.docx
@@ -12,7 +12,7 @@
     </w:p>
     <w:p>
       <w:r>
-        <w:t xml:space="preserve">*Auto-generated 2026-04-20 12:44 UTC from </w:t>
+        <w:t xml:space="preserve">*Auto-generated 2026-04-20 09:17 UTC from </w:t>
       </w:r>
       <w:r>
         <w:rPr>
@@ -2208,47 +2208,513 @@
         <w:t>Strict extraction rule</w:t>
       </w:r>
       <w:r>
-        <w:t>: tags are never inferred from external knowledge — only literal keyword matches or recognized synonyms. Body-text mentions of program names (Medicare, Medicaid) require 2+ occurrences to count, to suppress boilerplate agency-name false positives. Area-tag mentions require 1+ occurrence.</w:t>
+        <w:t>: tags are never inferred from external knowledge — only literal keyword matches or recognized synonyms.</w:t>
       </w:r>
     </w:p>
     <w:p>
-      <w:pPr>
-        <w:pStyle w:val="Heading2"/>
-      </w:pPr>
-      <w:r>
-        <w:t>State extraction</w:t>
+      <w:r>
+        <w:rPr>
+          <w:b/>
+        </w:rPr>
+        <w:t>Boilerplate stripping (`tag_allowlist.strip_boilerplate`)</w:t>
+      </w:r>
+      <w:r>
+        <w:t>: before regex matching runs against body text, known DOJ boilerplate passages are blanked out. This suppresses the false-positive pattern where a pure Medicare DME case gets tagged ACA because the standard Strike Force closing paragraph enumerates "Medicare, Medicaid, and the Affordable Care Act." Patterns targeted:</w:t>
       </w:r>
     </w:p>
     <w:p>
+      <w:pPr>
+        <w:pStyle w:val="ListBullet"/>
+      </w:pPr>
+      <w:r/>
+      <w:r>
+        <w:t>Strike Force operational paragraph ("operates in 27 districts…")</w:t>
+      </w:r>
+    </w:p>
+    <w:p>
+      <w:pPr>
+        <w:pStyle w:val="ListBullet"/>
+      </w:pPr>
+      <w:r/>
+      <w:r>
+        <w:t>Strike Force historical record ("charged more than X defendants…")</w:t>
+      </w:r>
+    </w:p>
+    <w:p>
+      <w:pPr>
+        <w:pStyle w:val="ListBullet"/>
+      </w:pPr>
+      <w:r/>
+      <w:r>
+        <w:t>ACA enforcement-authority sentences ("The Affordable Care Act significantly increased HHS's ability to…")</w:t>
+      </w:r>
+    </w:p>
+    <w:p>
+      <w:pPr>
+        <w:pStyle w:val="ListBullet"/>
+      </w:pPr>
+      <w:r/>
+      <w:r>
+        <w:t>CMS suspension-authority + ACA attribution</w:t>
+      </w:r>
+    </w:p>
+    <w:p>
+      <w:pPr>
+        <w:pStyle w:val="ListBullet"/>
+      </w:pPr>
+      <w:r/>
+      <w:r>
+        <w:t>Enumeration phrase "including Medicare, Medicaid, and the Affordable Care Act"</w:t>
+      </w:r>
+    </w:p>
+    <w:p>
+      <w:pPr>
+        <w:pStyle w:val="ListBullet"/>
+      </w:pPr>
+      <w:r/>
+      <w:r>
+        <w:t>Health Care Fraud Unit leadership paragraph</w:t>
+      </w:r>
+    </w:p>
+    <w:p>
+      <w:pPr>
+        <w:pStyle w:val="ListBullet"/>
+      </w:pPr>
+      <w:r/>
+      <w:r>
+        <w:t>"An indictment is merely an allegation" disclaimer</w:t>
+      </w:r>
+    </w:p>
+    <w:p>
+      <w:r>
+        <w:t>After boilerplate strip, program and area tags both require just 1+ keyword occurrence in the remaining body text. Because boilerplate is removed first, the single-occurrence threshold no longer produces the old false-positive noise.</w:t>
+      </w:r>
+    </w:p>
+    <w:p>
+      <w:r>
+        <w:rPr>
+          <w:b/>
+        </w:rPr>
+        <w:t>Co-apply rules</w:t>
+      </w:r>
+      <w:r>
+        <w:t xml:space="preserve"> (applied after extraction):</w:t>
+      </w:r>
+    </w:p>
+    <w:p>
+      <w:pPr>
+        <w:pStyle w:val="ListBullet"/>
+      </w:pPr>
+      <w:r/>
       <w:r>
         <w:rPr>
           <w:rFonts w:ascii="Consolas" w:hAnsi="Consolas"/>
           <w:sz w:val="20"/>
         </w:rPr>
-        <w:t>get_state(text)</w:t>
-      </w:r>
-      <w:r>
-        <w:t xml:space="preserve"> iterates </w:t>
+        <w:t>Medicare Advantage</w:t>
+      </w:r>
+      <w:r>
+        <w:t xml:space="preserve"> → also </w:t>
       </w:r>
       <w:r>
         <w:rPr>
           <w:rFonts w:ascii="Consolas" w:hAnsi="Consolas"/>
           <w:sz w:val="20"/>
         </w:rPr>
-        <w:t>STATE_MAP</w:t>
-      </w:r>
-      <w:r>
-        <w:t xml:space="preserve"> longest-first to prevent the "West Virginia matches Virginia first" bug. Prefers title over body (body often mentions unrelated states — defendant's prior convictions, comparison data, etc.). Multi-state items use a comma-separated string (e.g., </w:t>
-      </w:r>
+        <w:t>Medicare</w:t>
+      </w:r>
+    </w:p>
+    <w:p>
+      <w:pPr>
+        <w:pStyle w:val="ListBullet"/>
+      </w:pPr>
+      <w:r/>
       <w:r>
         <w:rPr>
           <w:rFonts w:ascii="Consolas" w:hAnsi="Consolas"/>
           <w:sz w:val="20"/>
         </w:rPr>
-        <w:t>"CA, FL"</w:t>
-      </w:r>
-      <w:r>
-        <w:t>).</w:t>
+        <w:t>Medicaid Managed Care</w:t>
+      </w:r>
+      <w:r>
+        <w:t xml:space="preserve"> → also </w:t>
+      </w:r>
+      <w:r>
+        <w:rPr>
+          <w:rFonts w:ascii="Consolas" w:hAnsi="Consolas"/>
+          <w:sz w:val="20"/>
+        </w:rPr>
+        <w:t>Medicaid</w:t>
+      </w:r>
+    </w:p>
+    <w:p>
+      <w:pPr>
+        <w:pStyle w:val="Heading2"/>
+      </w:pPr>
+      <w:r>
+        <w:t>State extraction</w:t>
+      </w:r>
+    </w:p>
+    <w:p>
+      <w:r>
+        <w:rPr>
+          <w:rFonts w:ascii="Consolas" w:hAnsi="Consolas"/>
+          <w:sz w:val="20"/>
+        </w:rPr>
+        <w:t>get_state(text, title, link)</w:t>
+      </w:r>
+      <w:r>
+        <w:t xml:space="preserve"> in </w:t>
+      </w:r>
+      <w:r>
+        <w:rPr>
+          <w:rFonts w:ascii="Consolas" w:hAnsi="Consolas"/>
+          <w:sz w:val="20"/>
+        </w:rPr>
+        <w:t>update.py</w:t>
+      </w:r>
+      <w:r>
+        <w:t xml:space="preserve"> (state rule v3, 2026-04-19).</w:t>
+      </w:r>
+    </w:p>
+    <w:p>
+      <w:r>
+        <w:rPr>
+          <w:b/>
+        </w:rPr>
+        <w:t>Meaning</w:t>
+      </w:r>
+      <w:r>
+        <w:t>: state = "where the case was prosecuted / where fraud happened," NOT the defendant's home state. Demonyms like "Florida Man" or "Illinois Doctor" are defendant-origin signals and don't count on their own.</w:t>
+      </w:r>
+    </w:p>
+    <w:p>
+      <w:r>
+        <w:rPr>
+          <w:b/>
+        </w:rPr>
+        <w:t>Priority order</w:t>
+      </w:r>
+      <w:r>
+        <w:t>:</w:t>
+      </w:r>
+    </w:p>
+    <w:p>
+      <w:pPr>
+        <w:pStyle w:val="ListNumber"/>
+      </w:pPr>
+      <w:r/>
+      <w:r>
+        <w:rPr>
+          <w:b/>
+        </w:rPr>
+        <w:t>National-scope guard</w:t>
+      </w:r>
+      <w:r>
+        <w:t xml:space="preserve"> — if title OR body matches </w:t>
+      </w:r>
+      <w:r>
+        <w:rPr>
+          <w:rFonts w:ascii="Consolas" w:hAnsi="Consolas"/>
+          <w:sz w:val="20"/>
+        </w:rPr>
+        <w:t>nationwide</w:t>
+      </w:r>
+      <w:r>
+        <w:t xml:space="preserve">, </w:t>
+      </w:r>
+      <w:r>
+        <w:rPr>
+          <w:rFonts w:ascii="Consolas" w:hAnsi="Consolas"/>
+          <w:sz w:val="20"/>
+        </w:rPr>
+        <w:t>multi-state</w:t>
+      </w:r>
+      <w:r>
+        <w:t xml:space="preserve">, </w:t>
+      </w:r>
+      <w:r>
+        <w:rPr>
+          <w:rFonts w:ascii="Consolas" w:hAnsi="Consolas"/>
+          <w:sz w:val="20"/>
+        </w:rPr>
+        <w:t>across the country</w:t>
+      </w:r>
+      <w:r>
+        <w:t xml:space="preserve">, etc., return </w:t>
+      </w:r>
+      <w:r>
+        <w:rPr>
+          <w:rFonts w:ascii="Consolas" w:hAnsi="Consolas"/>
+          <w:sz w:val="20"/>
+        </w:rPr>
+        <w:t>None</w:t>
+      </w:r>
+      <w:r>
+        <w:t xml:space="preserve"> (no single-state tag for inherently national actions like takedowns)</w:t>
+      </w:r>
+    </w:p>
+    <w:p>
+      <w:pPr>
+        <w:pStyle w:val="ListNumber"/>
+      </w:pPr>
+      <w:r/>
+      <w:r>
+        <w:rPr>
+          <w:b/>
+        </w:rPr>
+        <w:t>USAO district from link</w:t>
+      </w:r>
+      <w:r>
+        <w:t xml:space="preserve"> (DOJ items only) → primary state. </w:t>
+      </w:r>
+      <w:r>
+        <w:rPr>
+          <w:rFonts w:ascii="Consolas" w:hAnsi="Consolas"/>
+          <w:sz w:val="20"/>
+        </w:rPr>
+        <w:t>/usao-ma/</w:t>
+      </w:r>
+      <w:r>
+        <w:t xml:space="preserve"> → MA, </w:t>
+      </w:r>
+      <w:r>
+        <w:rPr>
+          <w:rFonts w:ascii="Consolas" w:hAnsi="Consolas"/>
+          <w:sz w:val="20"/>
+        </w:rPr>
+        <w:t>/usao-edmi/</w:t>
+      </w:r>
+      <w:r>
+        <w:t xml:space="preserve"> → MI, etc. The </w:t>
+      </w:r>
+      <w:r>
+        <w:rPr>
+          <w:rFonts w:ascii="Consolas" w:hAnsi="Consolas"/>
+          <w:sz w:val="20"/>
+        </w:rPr>
+        <w:t>extract_usao_state()</w:t>
+      </w:r>
+      <w:r>
+        <w:t xml:space="preserve"> helper maps both 2-letter state-code districts and 4-letter district codes (</w:t>
+      </w:r>
+      <w:r>
+        <w:rPr>
+          <w:rFonts w:ascii="Consolas" w:hAnsi="Consolas"/>
+          <w:sz w:val="20"/>
+        </w:rPr>
+        <w:t>sdny</w:t>
+      </w:r>
+      <w:r>
+        <w:t xml:space="preserve"> → NY, </w:t>
+      </w:r>
+      <w:r>
+        <w:rPr>
+          <w:rFonts w:ascii="Consolas" w:hAnsi="Consolas"/>
+          <w:sz w:val="20"/>
+        </w:rPr>
+        <w:t>cdca</w:t>
+      </w:r>
+      <w:r>
+        <w:t xml:space="preserve"> → CA).</w:t>
+      </w:r>
+    </w:p>
+    <w:p>
+      <w:pPr>
+        <w:pStyle w:val="ListNumber"/>
+      </w:pPr>
+      <w:r/>
+      <w:r>
+        <w:rPr>
+          <w:b/>
+        </w:rPr>
+        <w:t>State-as-party patterns</w:t>
+      </w:r>
+      <w:r>
+        <w:t xml:space="preserve"> → append. Matches </w:t>
+      </w:r>
+      <w:r>
+        <w:rPr>
+          <w:rFonts w:ascii="Consolas" w:hAnsi="Consolas"/>
+          <w:sz w:val="20"/>
+        </w:rPr>
+        <w:t>"State of X"</w:t>
+      </w:r>
+      <w:r>
+        <w:t xml:space="preserve">, </w:t>
+      </w:r>
+      <w:r>
+        <w:rPr>
+          <w:rFonts w:ascii="Consolas" w:hAnsi="Consolas"/>
+          <w:sz w:val="20"/>
+        </w:rPr>
+        <w:t>"the States of X, Y, and Z"</w:t>
+      </w:r>
+      <w:r>
+        <w:t xml:space="preserve">, </w:t>
+      </w:r>
+      <w:r>
+        <w:rPr>
+          <w:rFonts w:ascii="Consolas" w:hAnsi="Consolas"/>
+          <w:sz w:val="20"/>
+        </w:rPr>
+        <w:t>"X ex rel"</w:t>
+      </w:r>
+      <w:r>
+        <w:t xml:space="preserve"> (qui tam). Handles genuinely multi-state claims.</w:t>
+      </w:r>
+    </w:p>
+    <w:p>
+      <w:pPr>
+        <w:pStyle w:val="ListNumber"/>
+      </w:pPr>
+      <w:r/>
+      <w:r>
+        <w:rPr>
+          <w:b/>
+        </w:rPr>
+        <w:t>Non-demonym title state names</w:t>
+      </w:r>
+      <w:r>
+        <w:t xml:space="preserve"> → append. "Fraud in Illinois" counts, "Illinois Doctor" does not.</w:t>
+      </w:r>
+    </w:p>
+    <w:p>
+      <w:pPr>
+        <w:pStyle w:val="ListNumber"/>
+      </w:pPr>
+      <w:r/>
+      <w:r>
+        <w:rPr>
+          <w:b/>
+        </w:rPr>
+        <w:t>City in title</w:t>
+      </w:r>
+      <w:r>
+        <w:t xml:space="preserve"> via </w:t>
+      </w:r>
+      <w:r>
+        <w:rPr>
+          <w:rFonts w:ascii="Consolas" w:hAnsi="Consolas"/>
+          <w:sz w:val="20"/>
+        </w:rPr>
+        <w:t>_CITY_TO_STATE</w:t>
+      </w:r>
+      <w:r>
+        <w:t xml:space="preserve"> — ONLY when USAO is absent (to avoid noise from incidental cities in USAO-district items). The city match skips </w:t>
+      </w:r>
+      <w:r>
+        <w:rPr>
+          <w:rFonts w:ascii="Consolas" w:hAnsi="Consolas"/>
+          <w:sz w:val="20"/>
+        </w:rPr>
+        <w:t>"X County"</w:t>
+      </w:r>
+      <w:r>
+        <w:t xml:space="preserve"> so "Raleigh County" (WV) doesn't resolve to Raleigh (NC). Ambiguous cities like Springfield, Portland, Columbia, Oakland, Lancaster, Larchmont, Billings, Reading, Mobile, Ontario, Queens, Corona are intentionally excluded from the dict.</w:t>
+      </w:r>
+    </w:p>
+    <w:p>
+      <w:pPr>
+        <w:pStyle w:val="ListNumber"/>
+      </w:pPr>
+      <w:r/>
+      <w:r>
+        <w:rPr>
+          <w:b/>
+        </w:rPr>
+        <w:t>Title demonyms</w:t>
+      </w:r>
+      <w:r>
+        <w:t xml:space="preserve"> ("Florida Man", "Illinois Doctor") → append ONLY if corroborated by a non-demonym mention of that state in body text (e.g., "Florida pharmacy", "operated in Florida"). A demonym alone is a weak signal.</w:t>
+      </w:r>
+    </w:p>
+    <w:p>
+      <w:pPr>
+        <w:pStyle w:val="ListNumber"/>
+      </w:pPr>
+      <w:r/>
+      <w:r>
+        <w:rPr>
+          <w:b/>
+        </w:rPr>
+        <w:t>Body-text fallback</w:t>
+      </w:r>
+      <w:r>
+        <w:t xml:space="preserve"> (longest state-name match) — final fallback if nothing above produced a result.</w:t>
+      </w:r>
+    </w:p>
+    <w:p>
+      <w:r>
+        <w:rPr>
+          <w:b/>
+        </w:rPr>
+        <w:t>Multi-state name collision</w:t>
+      </w:r>
+      <w:r>
+        <w:t xml:space="preserve">: </w:t>
+      </w:r>
+      <w:r>
+        <w:rPr>
+          <w:rFonts w:ascii="Consolas" w:hAnsi="Consolas"/>
+          <w:sz w:val="20"/>
+        </w:rPr>
+        <w:t>extract_all_state_names()</w:t>
+      </w:r>
+      <w:r>
+        <w:t xml:space="preserve"> iterates longest-first and masks matched spans, so "West Virginia" matches first and "Virginia" doesn't re-match inside the same span.</w:t>
+      </w:r>
+    </w:p>
+    <w:p>
+      <w:r>
+        <w:rPr>
+          <w:b/>
+        </w:rPr>
+        <w:t>Demonym detection</w:t>
+      </w:r>
+      <w:r>
+        <w:t>: state name + role noun (</w:t>
+      </w:r>
+      <w:r>
+        <w:rPr>
+          <w:rFonts w:ascii="Consolas" w:hAnsi="Consolas"/>
+          <w:sz w:val="20"/>
+        </w:rPr>
+        <w:t>Man, Woman, Doctor, Nurse, Chiropractor, Businessman, Owner, Clinic Operator, Company, …</w:t>
+      </w:r>
+      <w:r>
+        <w:t xml:space="preserve">). Full list in </w:t>
+      </w:r>
+      <w:r>
+        <w:rPr>
+          <w:rFonts w:ascii="Consolas" w:hAnsi="Consolas"/>
+          <w:sz w:val="20"/>
+        </w:rPr>
+        <w:t>_DEMONYM_ROLE_WORDS</w:t>
+      </w:r>
+      <w:r>
+        <w:t>.</w:t>
+      </w:r>
+    </w:p>
+    <w:p>
+      <w:r>
+        <w:rPr>
+          <w:b/>
+        </w:rPr>
+        <w:t>Output</w:t>
+      </w:r>
+      <w:r>
+        <w:t xml:space="preserve">: state abbreviation, or comma-separated list for multi-state items (e.g., </w:t>
+      </w:r>
+      <w:r>
+        <w:rPr>
+          <w:rFonts w:ascii="Consolas" w:hAnsi="Consolas"/>
+          <w:sz w:val="20"/>
+        </w:rPr>
+        <w:t>"GA, CO, SC"</w:t>
+      </w:r>
+      <w:r>
+        <w:t xml:space="preserve"> for a joint suit).</w:t>
       </w:r>
     </w:p>
     <w:p>
@@ -2471,10 +2937,10 @@
           <w:rFonts w:ascii="Consolas" w:hAnsi="Consolas"/>
           <w:sz w:val="20"/>
         </w:rPr>
-        <w:t>data/tmp_hearings_review_queue.json</w:t>
-      </w:r>
-      <w:r>
-        <w:t xml:space="preserve"> — Congress.gov hearings with ambiguous signal</w:t>
+        <w:t>data/needs_review_media.json</w:t>
+      </w:r>
+      <w:r>
+        <w:t xml:space="preserve"> — media-tab candidates from Google News RSS awaiting Claude Haiku classification</w:t>
       </w:r>
     </w:p>
     <w:p>
@@ -2573,7 +3039,7 @@
           <w:p>
             <w:r/>
             <w:r>
-              <w:t>523</w:t>
+              <w:t>524</w:t>
             </w:r>
           </w:p>
         </w:tc>
@@ -2819,7 +3285,7 @@
               <w:rPr>
                 <w:b/>
               </w:rPr>
-              <w:t>673</w:t>
+              <w:t>674</w:t>
             </w:r>
           </w:p>
         </w:tc>
@@ -2881,7 +3347,7 @@
         <w:t>playwright-stealth</w:t>
       </w:r>
       <w:r>
-        <w:t xml:space="preserve"> tooling to bypass. HHS-proper items are currently curated manually (~1–2/month).</w:t>
+        <w:t xml:space="preserve"> tooling to bypass. HHS-proper items are currently curated manually. In practice most HHS fraud announcements cross-post to CMS (auto-scraped) so the gap is small (~1-2 pure-HHS items/quarter).</w:t>
       </w:r>
     </w:p>
     <w:p>
@@ -2928,20 +3394,30 @@
         <w:rPr>
           <w:b/>
         </w:rPr>
-        <w:t>Congress.gov hearings</w:t>
-      </w:r>
-      <w:r>
-        <w:t xml:space="preserve"> review queue (</w:t>
+        <w:t>DOJ-USAO single-page pagination limit</w:t>
+      </w:r>
+      <w:r>
+        <w:t xml:space="preserve">: </w:t>
       </w:r>
       <w:r>
         <w:rPr>
           <w:rFonts w:ascii="Consolas" w:hAnsi="Consolas"/>
           <w:sz w:val="20"/>
         </w:rPr>
-        <w:t>data/tmp_hearings_review_queue.json</w:t>
-      </w:r>
-      <w:r>
-        <w:t>) has ~400 items with ambiguous signal awaiting human triage. These are hearings on HC-relevant committees with vague titles.</w:t>
+        <w:t>scrape_doj_usao</w:t>
+      </w:r>
+      <w:r>
+        <w:t xml:space="preserve"> now walks pages 0-4 (normal) / 0-19 (backfill) of </w:t>
+      </w:r>
+      <w:r>
+        <w:rPr>
+          <w:rFonts w:ascii="Consolas" w:hAnsi="Consolas"/>
+          <w:sz w:val="20"/>
+        </w:rPr>
+        <w:t>justice.gov/usao/pressreleases</w:t>
+      </w:r>
+      <w:r>
+        <w:t>. Prior single-page behavior could miss items published mid-day that scrolled off before the next 7:17 UTC scrape.</w:t>
       </w:r>
     </w:p>
     <w:p>
@@ -2956,32 +3432,7 @@
         <w:t>DOGE actions</w:t>
       </w:r>
       <w:r>
-        <w:t xml:space="preserve"> are not systematically tracked. Only 2 items mention DOGE and both are tangential to healthcare-fraud reporting.</w:t>
-      </w:r>
-    </w:p>
-    <w:p>
-      <w:pPr>
-        <w:pStyle w:val="ListBullet"/>
-      </w:pPr>
-      <w:r/>
-      <w:r>
-        <w:rPr>
-          <w:b/>
-        </w:rPr>
-        <w:t>State tag coverage</w:t>
-      </w:r>
-      <w:r>
-        <w:t>: items that name only a city (e.g., "Sarasota Memorial Hospital") currently go untagged with a state. On the roadmap: city → state fallback dictionary + USAO district → state extraction from justice.gov URLs (</w:t>
-      </w:r>
-      <w:r>
-        <w:rPr>
-          <w:rFonts w:ascii="Consolas" w:hAnsi="Consolas"/>
-          <w:sz w:val="20"/>
-        </w:rPr>
-        <w:t>/usao-ri/</w:t>
-      </w:r>
-      <w:r>
-        <w:t xml:space="preserve"> → RI).</w:t>
+        <w:t xml:space="preserve"> are not systematically tracked. Only a handful of items mention DOGE and all are tangential to healthcare-fraud reporting.</w:t>
       </w:r>
     </w:p>
     <w:p>
@@ -3304,7 +3755,17 @@
         <w:t>retag_strict.py</w:t>
       </w:r>
       <w:r>
-        <w:t xml:space="preserve"> — re-tag with strict extraction rules (title + 2-occurrence body)</w:t>
+        <w:t xml:space="preserve"> — re-tag with strict extraction rules (title + boilerplate-stripped body via </w:t>
+      </w:r>
+      <w:r>
+        <w:rPr>
+          <w:rFonts w:ascii="Consolas" w:hAnsi="Consolas"/>
+          <w:sz w:val="20"/>
+        </w:rPr>
+        <w:t>strip_boilerplate()</w:t>
+      </w:r>
+      <w:r>
+        <w:t>, 1+ occurrence threshold)</w:t>
       </w:r>
     </w:p>
     <w:p>

--- a/SCRAPING_REPORT.docx
+++ b/SCRAPING_REPORT.docx
@@ -12,7 +12,7 @@
     </w:p>
     <w:p>
       <w:r>
-        <w:t xml:space="preserve">*Auto-generated 2026-04-20 09:17 UTC from </w:t>
+        <w:t xml:space="preserve">*Auto-generated 2026-04-20 09:27 UTC from </w:t>
       </w:r>
       <w:r>
         <w:rPr>
@@ -1967,6 +1967,108 @@
     </w:p>
     <w:p>
       <w:r>
+        <w:rPr>
+          <w:b/>
+        </w:rPr>
+        <w:t>Also for Congress (not in `FEEDS[]`, runs as a separate workflow):</w:t>
+      </w:r>
+    </w:p>
+    <w:p>
+      <w:pPr>
+        <w:pStyle w:val="ListBullet"/>
+      </w:pPr>
+      <w:r/>
+      <w:r>
+        <w:rPr>
+          <w:b/>
+        </w:rPr>
+        <w:t>`scrape_congress_hearings.py`</w:t>
+      </w:r>
+      <w:r>
+        <w:t xml:space="preserve"> — standalone pipeline querying the Congress.gov API at </w:t>
+      </w:r>
+      <w:r>
+        <w:rPr>
+          <w:rFonts w:ascii="Consolas" w:hAnsi="Consolas"/>
+          <w:sz w:val="20"/>
+        </w:rPr>
+        <w:t>api.congress.gov/v3/committee-meeting/</w:t>
+      </w:r>
+      <w:r>
+        <w:t xml:space="preserve">. Extracts HC-fraud-relevant hearings by title keywords, committee routing (House Oversight, Senate HELP, House E&amp;C, etc.), and witness signals. Auto-commits confident items to </w:t>
+      </w:r>
+      <w:r>
+        <w:rPr>
+          <w:rFonts w:ascii="Consolas" w:hAnsi="Consolas"/>
+          <w:sz w:val="20"/>
+        </w:rPr>
+        <w:t>actions.json</w:t>
+      </w:r>
+      <w:r>
+        <w:t xml:space="preserve"> as </w:t>
+      </w:r>
+      <w:r>
+        <w:rPr>
+          <w:rFonts w:ascii="Consolas" w:hAnsi="Consolas"/>
+          <w:sz w:val="20"/>
+        </w:rPr>
+        <w:t>type=Hearing</w:t>
+      </w:r>
+      <w:r>
+        <w:t>; ambiguous items go to a review-queue artifact (not committed, 30-day retention on GitHub Actions).</w:t>
+      </w:r>
+    </w:p>
+    <w:p>
+      <w:pPr>
+        <w:pStyle w:val="ListBullet2"/>
+      </w:pPr>
+      <w:r/>
+      <w:r>
+        <w:t xml:space="preserve">Scheduled daily at </w:t>
+      </w:r>
+      <w:r>
+        <w:rPr>
+          <w:b/>
+        </w:rPr>
+        <w:t>9:13 UTC</w:t>
+      </w:r>
+      <w:r>
+        <w:t xml:space="preserve"> via </w:t>
+      </w:r>
+      <w:r>
+        <w:rPr>
+          <w:rFonts w:ascii="Consolas" w:hAnsi="Consolas"/>
+          <w:sz w:val="20"/>
+        </w:rPr>
+        <w:t>hearings-update.yml</w:t>
+      </w:r>
+    </w:p>
+    <w:p>
+      <w:pPr>
+        <w:pStyle w:val="ListBullet2"/>
+      </w:pPr>
+      <w:r/>
+      <w:r>
+        <w:t xml:space="preserve">Requires </w:t>
+      </w:r>
+      <w:r>
+        <w:rPr>
+          <w:rFonts w:ascii="Consolas" w:hAnsi="Consolas"/>
+          <w:sz w:val="20"/>
+        </w:rPr>
+        <w:t>CONGRESS_GOV_API_KEY</w:t>
+      </w:r>
+      <w:r>
+        <w:t xml:space="preserve"> secret</w:t>
+      </w:r>
+    </w:p>
+    <w:p>
+      <w:r>
+        <w:t>This is separate from the committee press-release scrapers listed above — a given congressional hearing may produce both a hearing item (from Congress.gov API) and a committee press release (from the committee scraper) with different URLs.</w:t>
+      </w:r>
+    </w:p>
+    <w:p>
+      <w:r>
         <w:t>__________________________________________________</w:t>
       </w:r>
     </w:p>
@@ -2219,7 +2321,7 @@
         <w:t>Boilerplate stripping (`tag_allowlist.strip_boilerplate`)</w:t>
       </w:r>
       <w:r>
-        <w:t>: before regex matching runs against body text, known DOJ boilerplate passages are blanked out. This suppresses the false-positive pattern where a pure Medicare DME case gets tagged ACA because the standard Strike Force closing paragraph enumerates "Medicare, Medicaid, and the Affordable Care Act." Patterns targeted:</w:t>
+        <w:t>: before either the AI extractor or the regex matcher runs against body text, known DOJ boilerplate passages are blanked out. This suppresses the false-positive pattern where a pure Medicare DME case gets tagged ACA because the standard Strike Force closing paragraph enumerates "Medicare, Medicaid, and the Affordable Care Act." Patterns stripped:</w:t>
       </w:r>
     </w:p>
     <w:p>
@@ -2287,7 +2389,117 @@
     </w:p>
     <w:p>
       <w:r>
+        <w:rPr>
+          <w:b/>
+        </w:rPr>
+        <w:t>Where it's applied</w:t>
+      </w:r>
+      <w:r>
+        <w:t xml:space="preserve"> (defense-in-depth, both paths):</w:t>
+      </w:r>
+    </w:p>
+    <w:p>
+      <w:pPr>
+        <w:pStyle w:val="ListBullet"/>
+      </w:pPr>
+      <w:r/>
+      <w:r>
+        <w:rPr>
+          <w:rFonts w:ascii="Consolas" w:hAnsi="Consolas"/>
+          <w:sz w:val="20"/>
+        </w:rPr>
+        <w:t>update.py</w:t>
+      </w:r>
+      <w:r>
+        <w:t xml:space="preserve"> </w:t>
+      </w:r>
+      <w:r>
+        <w:rPr>
+          <w:rFonts w:ascii="Consolas" w:hAnsi="Consolas"/>
+          <w:sz w:val="20"/>
+        </w:rPr>
+        <w:t>generate_tags</w:t>
+      </w:r>
+      <w:r>
+        <w:t xml:space="preserve">: regex fallback receives </w:t>
+      </w:r>
+      <w:r>
+        <w:rPr>
+          <w:rFonts w:ascii="Consolas" w:hAnsi="Consolas"/>
+          <w:sz w:val="20"/>
+        </w:rPr>
+        <w:t>strip_boilerplate(full_text)</w:t>
+      </w:r>
+      <w:r>
+        <w:t xml:space="preserve"> instead of raw text</w:t>
+      </w:r>
+    </w:p>
+    <w:p>
+      <w:pPr>
+        <w:pStyle w:val="ListBullet"/>
+      </w:pPr>
+      <w:r/>
+      <w:r>
+        <w:rPr>
+          <w:rFonts w:ascii="Consolas" w:hAnsi="Consolas"/>
+          <w:sz w:val="20"/>
+        </w:rPr>
+        <w:t>tag_extractor.extract_tags_with_evidence</w:t>
+      </w:r>
+      <w:r>
+        <w:t>: the AI receives the stripped text as its INPUT; evidence validation still runs against the ORIGINAL text so cited phrases must match the real source. All five internal fallback paths (no client, API error, JSON parse error, non-array response, AI-returns-zero safety net) also use the stripped body.</w:t>
+      </w:r>
+    </w:p>
+    <w:p>
+      <w:pPr>
+        <w:pStyle w:val="ListBullet"/>
+      </w:pPr>
+      <w:r/>
+      <w:r>
+        <w:rPr>
+          <w:rFonts w:ascii="Consolas" w:hAnsi="Consolas"/>
+          <w:sz w:val="20"/>
+        </w:rPr>
+        <w:t>retag_strict.py</w:t>
+      </w:r>
+      <w:r>
+        <w:t xml:space="preserve"> </w:t>
+      </w:r>
+      <w:r>
+        <w:rPr>
+          <w:rFonts w:ascii="Consolas" w:hAnsi="Consolas"/>
+          <w:sz w:val="20"/>
+        </w:rPr>
+        <w:t>strict_tags_for</w:t>
+      </w:r>
+      <w:r>
+        <w:t xml:space="preserve">: also applies </w:t>
+      </w:r>
+      <w:r>
+        <w:rPr>
+          <w:rFonts w:ascii="Consolas" w:hAnsi="Consolas"/>
+          <w:sz w:val="20"/>
+        </w:rPr>
+        <w:t>strip_boilerplate</w:t>
+      </w:r>
+      <w:r>
+        <w:t xml:space="preserve"> before running the regex matcher.</w:t>
+      </w:r>
+    </w:p>
+    <w:p>
+      <w:r>
         <w:t>After boilerplate strip, program and area tags both require just 1+ keyword occurrence in the remaining body text. Because boilerplate is removed first, the single-occurrence threshold no longer produces the old false-positive noise.</w:t>
+      </w:r>
+    </w:p>
+    <w:p>
+      <w:r>
+        <w:rPr>
+          <w:b/>
+        </w:rPr>
+        <w:t>AI extractor evidence rule</w:t>
+      </w:r>
+      <w:r>
+        <w:t>: for every tag selected, the model must cite a verbatim 8+-word phrase from the source. Each phrase is validated by substring-match against the original text; unmatched phrases are dropped. This means the model cannot hallucinate a tag without real textual grounding.</w:t>
       </w:r>
     </w:p>
     <w:p>

--- a/SCRAPING_REPORT.docx
+++ b/SCRAPING_REPORT.docx
@@ -12,7 +12,7 @@
     </w:p>
     <w:p>
       <w:r>
-        <w:t xml:space="preserve">*Auto-generated 2026-04-21 12:12 UTC from </w:t>
+        <w:t xml:space="preserve">*Auto-generated 2026-04-22 12:12 UTC from </w:t>
       </w:r>
       <w:r>
         <w:rPr>
@@ -1699,47 +1699,6 @@
         <w:pStyle w:val="Heading2"/>
       </w:pPr>
       <w:r>
-        <w:t>DEA</w:t>
-      </w:r>
-    </w:p>
-    <w:p>
-      <w:pPr>
-        <w:pStyle w:val="ListBullet"/>
-      </w:pPr>
-      <w:r/>
-      <w:r>
-        <w:rPr>
-          <w:b/>
-        </w:rPr>
-        <w:t>`DEA`</w:t>
-      </w:r>
-      <w:r>
-        <w:t xml:space="preserve"> — *official* (enabled)</w:t>
-      </w:r>
-    </w:p>
-    <w:p>
-      <w:pPr>
-        <w:pStyle w:val="ListBullet2"/>
-      </w:pPr>
-      <w:r/>
-      <w:r>
-        <w:t>Method: RSS feed</w:t>
-      </w:r>
-    </w:p>
-    <w:p>
-      <w:pPr>
-        <w:pStyle w:val="ListBullet2"/>
-      </w:pPr>
-      <w:r/>
-      <w:r>
-        <w:t>URL: https://www.dea.gov/press-releases/rss</w:t>
-      </w:r>
-    </w:p>
-    <w:p>
-      <w:pPr>
-        <w:pStyle w:val="Heading2"/>
-      </w:pPr>
-      <w:r>
         <w:t>MedPAC</w:t>
       </w:r>
     </w:p>
@@ -1913,6 +1872,56 @@
       <w:r/>
       <w:r>
         <w:t>URL: https://www.fincen.gov</w:t>
+      </w:r>
+    </w:p>
+    <w:p>
+      <w:pPr>
+        <w:pStyle w:val="Heading2"/>
+      </w:pPr>
+      <w:r>
+        <w:t>DEA</w:t>
+      </w:r>
+    </w:p>
+    <w:p>
+      <w:pPr>
+        <w:pStyle w:val="ListBullet"/>
+      </w:pPr>
+      <w:r/>
+      <w:r>
+        <w:rPr>
+          <w:b/>
+        </w:rPr>
+        <w:t>`DEA`</w:t>
+      </w:r>
+      <w:r>
+        <w:t xml:space="preserve"> — *official* (</w:t>
+      </w:r>
+      <w:r>
+        <w:rPr>
+          <w:b/>
+        </w:rPr>
+        <w:t>disabled</w:t>
+      </w:r>
+      <w:r>
+        <w:t>)</w:t>
+      </w:r>
+    </w:p>
+    <w:p>
+      <w:pPr>
+        <w:pStyle w:val="ListBullet2"/>
+      </w:pPr>
+      <w:r/>
+      <w:r>
+        <w:t>Method: RSS feed</w:t>
+      </w:r>
+    </w:p>
+    <w:p>
+      <w:pPr>
+        <w:pStyle w:val="ListBullet2"/>
+      </w:pPr>
+      <w:r/>
+      <w:r>
+        <w:t>URL: https://www.dea.gov/press-releases/rss</w:t>
       </w:r>
     </w:p>
     <w:p>
@@ -3251,7 +3260,7 @@
           <w:p>
             <w:r/>
             <w:r>
-              <w:t>532</w:t>
+              <w:t>531</w:t>
             </w:r>
           </w:p>
         </w:tc>
@@ -3275,7 +3284,7 @@
           <w:p>
             <w:r/>
             <w:r>
-              <w:t>55</w:t>
+              <w:t>58</w:t>
             </w:r>
           </w:p>
         </w:tc>
@@ -3336,7 +3345,7 @@
           <w:p>
             <w:r/>
             <w:r>
-              <w:t>White House</w:t>
+              <w:t>GAO</w:t>
             </w:r>
           </w:p>
         </w:tc>
@@ -3347,7 +3356,7 @@
           <w:p>
             <w:r/>
             <w:r>
-              <w:t>5</w:t>
+              <w:t>6</w:t>
             </w:r>
           </w:p>
         </w:tc>
@@ -3360,7 +3369,7 @@
           <w:p>
             <w:r/>
             <w:r>
-              <w:t>GAO</w:t>
+              <w:t>White House</w:t>
             </w:r>
           </w:p>
         </w:tc>
@@ -3467,7 +3476,7 @@
           <w:p>
             <w:r/>
             <w:r>
-              <w:t>21</w:t>
+              <w:t>24</w:t>
             </w:r>
           </w:p>
         </w:tc>
@@ -3497,7 +3506,7 @@
               <w:rPr>
                 <w:b/>
               </w:rPr>
-              <w:t>684</w:t>
+              <w:t>690</w:t>
             </w:r>
           </w:p>
         </w:tc>

--- a/SCRAPING_REPORT.docx
+++ b/SCRAPING_REPORT.docx
@@ -12,7 +12,7 @@
     </w:p>
     <w:p>
       <w:r>
-        <w:t xml:space="preserve">*Auto-generated 2026-04-22 12:12 UTC from </w:t>
+        <w:t xml:space="preserve">*Auto-generated 2026-04-23 12:13 UTC from </w:t>
       </w:r>
       <w:r>
         <w:rPr>
@@ -3260,7 +3260,7 @@
           <w:p>
             <w:r/>
             <w:r>
-              <w:t>531</w:t>
+              <w:t>528</w:t>
             </w:r>
           </w:p>
         </w:tc>
@@ -3308,7 +3308,7 @@
           <w:p>
             <w:r/>
             <w:r>
-              <w:t>30</w:t>
+              <w:t>31</w:t>
             </w:r>
           </w:p>
         </w:tc>
@@ -3476,7 +3476,7 @@
           <w:p>
             <w:r/>
             <w:r>
-              <w:t>24</w:t>
+              <w:t>22</w:t>
             </w:r>
           </w:p>
         </w:tc>
@@ -3506,7 +3506,7 @@
               <w:rPr>
                 <w:b/>
               </w:rPr>
-              <w:t>690</w:t>
+              <w:t>686</w:t>
             </w:r>
           </w:p>
         </w:tc>

--- a/SCRAPING_REPORT.docx
+++ b/SCRAPING_REPORT.docx
@@ -12,7 +12,7 @@
     </w:p>
     <w:p>
       <w:r>
-        <w:t xml:space="preserve">*Auto-generated 2026-04-23 12:13 UTC from </w:t>
+        <w:t xml:space="preserve">*Auto-generated 2026-04-24 12:12 UTC from </w:t>
       </w:r>
       <w:r>
         <w:rPr>
@@ -3260,7 +3260,7 @@
           <w:p>
             <w:r/>
             <w:r>
-              <w:t>528</w:t>
+              <w:t>531</w:t>
             </w:r>
           </w:p>
         </w:tc>
@@ -3476,7 +3476,7 @@
           <w:p>
             <w:r/>
             <w:r>
-              <w:t>22</w:t>
+              <w:t>23</w:t>
             </w:r>
           </w:p>
         </w:tc>
@@ -3506,7 +3506,7 @@
               <w:rPr>
                 <w:b/>
               </w:rPr>
-              <w:t>686</w:t>
+              <w:t>690</w:t>
             </w:r>
           </w:p>
         </w:tc>

--- a/SCRAPING_REPORT.docx
+++ b/SCRAPING_REPORT.docx
@@ -12,7 +12,7 @@
     </w:p>
     <w:p>
       <w:r>
-        <w:t xml:space="preserve">*Auto-generated 2026-04-28 13:08 UTC from </w:t>
+        <w:t xml:space="preserve">*Auto-generated 2026-04-29 13:05 UTC from </w:t>
       </w:r>
       <w:r>
         <w:rPr>
@@ -3260,7 +3260,7 @@
           <w:p>
             <w:r/>
             <w:r>
-              <w:t>529</w:t>
+              <w:t>530</w:t>
             </w:r>
           </w:p>
         </w:tc>
@@ -3506,7 +3506,7 @@
               <w:rPr>
                 <w:b/>
               </w:rPr>
-              <w:t>688</w:t>
+              <w:t>689</w:t>
             </w:r>
           </w:p>
         </w:tc>

--- a/SCRAPING_REPORT.docx
+++ b/SCRAPING_REPORT.docx
@@ -12,7 +12,7 @@
     </w:p>
     <w:p>
       <w:r>
-        <w:t xml:space="preserve">*Auto-generated 2026-05-01 12:11 UTC from </w:t>
+        <w:t xml:space="preserve">*Auto-generated 2026-05-02 12:04 UTC from </w:t>
       </w:r>
       <w:r>
         <w:rPr>
@@ -3260,7 +3260,7 @@
           <w:p>
             <w:r/>
             <w:r>
-              <w:t>536</w:t>
+              <w:t>540</w:t>
             </w:r>
           </w:p>
         </w:tc>
@@ -3506,7 +3506,7 @@
               <w:rPr>
                 <w:b/>
               </w:rPr>
-              <w:t>696</w:t>
+              <w:t>700</w:t>
             </w:r>
           </w:p>
         </w:tc>

--- a/SCRAPING_REPORT.docx
+++ b/SCRAPING_REPORT.docx
@@ -12,7 +12,7 @@
     </w:p>
     <w:p>
       <w:r>
-        <w:t xml:space="preserve">*Auto-generated 2026-05-02 12:04 UTC from </w:t>
+        <w:t xml:space="preserve">*Auto-generated 2026-05-03 12:03 UTC from </w:t>
       </w:r>
       <w:r>
         <w:rPr>

--- a/SCRAPING_REPORT.docx
+++ b/SCRAPING_REPORT.docx
@@ -12,7 +12,7 @@
     </w:p>
     <w:p>
       <w:r>
-        <w:t xml:space="preserve">*Auto-generated 2026-05-03 12:03 UTC from </w:t>
+        <w:t xml:space="preserve">*Auto-generated 2026-05-04 13:05 UTC from </w:t>
       </w:r>
       <w:r>
         <w:rPr>
@@ -3476,7 +3476,7 @@
           <w:p>
             <w:r/>
             <w:r>
-              <w:t>22</w:t>
+              <w:t>23</w:t>
             </w:r>
           </w:p>
         </w:tc>
@@ -3506,7 +3506,7 @@
               <w:rPr>
                 <w:b/>
               </w:rPr>
-              <w:t>700</w:t>
+              <w:t>701</w:t>
             </w:r>
           </w:p>
         </w:tc>

--- a/SCRAPING_REPORT.docx
+++ b/SCRAPING_REPORT.docx
@@ -12,7 +12,7 @@
     </w:p>
     <w:p>
       <w:r>
-        <w:t xml:space="preserve">*Auto-generated 2026-05-04 13:05 UTC from </w:t>
+        <w:t xml:space="preserve">*Auto-generated 2026-05-05 12:44 UTC from </w:t>
       </w:r>
       <w:r>
         <w:rPr>
@@ -3260,7 +3260,7 @@
           <w:p>
             <w:r/>
             <w:r>
-              <w:t>540</w:t>
+              <w:t>542</w:t>
             </w:r>
           </w:p>
         </w:tc>
@@ -3476,7 +3476,7 @@
           <w:p>
             <w:r/>
             <w:r>
-              <w:t>23</w:t>
+              <w:t>24</w:t>
             </w:r>
           </w:p>
         </w:tc>
@@ -3506,7 +3506,7 @@
               <w:rPr>
                 <w:b/>
               </w:rPr>
-              <w:t>701</w:t>
+              <w:t>704</w:t>
             </w:r>
           </w:p>
         </w:tc>

--- a/SCRAPING_REPORT.docx
+++ b/SCRAPING_REPORT.docx
@@ -12,7 +12,7 @@
     </w:p>
     <w:p>
       <w:r>
-        <w:t xml:space="preserve">*Auto-generated 2026-05-05 12:44 UTC from </w:t>
+        <w:t xml:space="preserve">*Auto-generated 2026-05-06 13:11 UTC from </w:t>
       </w:r>
       <w:r>
         <w:rPr>
@@ -3260,7 +3260,7 @@
           <w:p>
             <w:r/>
             <w:r>
-              <w:t>542</w:t>
+              <w:t>543</w:t>
             </w:r>
           </w:p>
         </w:tc>
@@ -3506,7 +3506,7 @@
               <w:rPr>
                 <w:b/>
               </w:rPr>
-              <w:t>704</w:t>
+              <w:t>705</w:t>
             </w:r>
           </w:p>
         </w:tc>
